--- a/Templates/Залог/Реструктуризация/Реструктуризация ВКЛ Залог.docx
+++ b/Templates/Залог/Реструктуризация/Реструктуризация ВКЛ Залог.docx
@@ -221,6 +221,8 @@
         </w:rPr>
         <w:t>о включении в реестр требований кредиторов</w:t>
       </w:r>
+      <w:bookmarkStart w:id="0" w:name="_GoBack"/>
+      <w:bookmarkEnd w:id="0"/>
     </w:p>
     <w:p>
       <w:pPr>
@@ -387,7 +389,7 @@
       </w:pPr>
       <w:r>
         <w:rPr>
-          <w:rFonts w:ascii="Times New Roman" w:hAnsi="Times New Roman"/>
+          <w:rFonts w:ascii="Times New Roman" w:hAnsi="Times New Roman" w:cs="Times New Roman"/>
         </w:rPr>
         <w:t>при ведении протокола судебного заседания секретарем судебного заседания [29] ,</w:t>
       </w:r>
@@ -403,6 +405,9 @@
         </w:rPr>
       </w:pPr>
       <w:r>
+        <w:rPr>
+          <w:rFonts w:ascii="Times New Roman" w:hAnsi="Times New Roman" w:cs="Times New Roman"/>
+        </w:rPr>
         <w:t>ознакомившись с заявлением «[989]» (ОГРН [990], ИНН [991])</w:t>
       </w:r>
     </w:p>
@@ -435,38 +440,19 @@
         <w:rPr>
           <w:rFonts w:ascii="Times New Roman" w:eastAsia="Times New Roman" w:hAnsi="Times New Roman" w:cs="Times New Roman"/>
         </w:rPr>
-        <w:t xml:space="preserve">в рамках дела о несостоятельности (банкротстве) </w:t>
+        <w:t>в рамках дела о несостоятельности (банкротстве) [2</w:t>
       </w:r>
       <w:r>
         <w:rPr>
-          <w:rFonts w:ascii="Times New Roman" w:eastAsia="Times New Roman" w:hAnsi="Times New Roman"/>
-        </w:rPr>
-        <w:t>[2</w:t>
-      </w:r>
-      <w:r>
-        <w:rPr>
-          <w:rFonts w:ascii="Times New Roman" w:eastAsia="Times New Roman" w:hAnsi="Times New Roman"/>
+          <w:rFonts w:ascii="Times New Roman" w:eastAsia="Times New Roman" w:hAnsi="Times New Roman" w:cs="Times New Roman"/>
         </w:rPr>
         <w:t>.1</w:t>
       </w:r>
       <w:r>
         <w:rPr>
-          <w:rFonts w:ascii="Times New Roman" w:eastAsia="Times New Roman" w:hAnsi="Times New Roman"/>
-        </w:rPr>
-        <w:t>]</w:t>
-      </w:r>
-      <w:r>
-        <w:rPr>
-          <w:rFonts w:ascii="Times New Roman" w:eastAsia="Times New Roman" w:hAnsi="Times New Roman"/>
-          <w:b/>
-        </w:rPr>
-        <w:t xml:space="preserve"> </w:t>
-      </w:r>
-      <w:r>
-        <w:rPr>
           <w:rFonts w:ascii="Times New Roman" w:eastAsia="Times New Roman" w:hAnsi="Times New Roman" w:cs="Times New Roman"/>
         </w:rPr>
-        <w:t>(дата рождения: [3],  ИНН  [4], СНИЛС [5], место регистрации: [6])</w:t>
+        <w:t>] (дата рождения: [3],  ИНН  [4], СНИЛС [5], место регистрации: [6])</w:t>
       </w:r>
     </w:p>
     <w:p>
@@ -482,19 +468,7 @@
         <w:rPr>
           <w:rFonts w:ascii="Times New Roman" w:eastAsia="Times New Roman" w:hAnsi="Times New Roman" w:cs="Times New Roman"/>
         </w:rPr>
-        <w:t>установил: Определением Арбитражного суда Ростовской области от  [7] [</w:t>
-      </w:r>
-      <w:r>
-        <w:rPr>
-          <w:rFonts w:ascii="Times New Roman" w:eastAsia="Times New Roman" w:hAnsi="Times New Roman"/>
-        </w:rPr>
-        <w:t>2.1]</w:t>
-      </w:r>
-      <w:r>
-        <w:rPr>
-          <w:rFonts w:ascii="Times New Roman" w:eastAsia="Times New Roman" w:hAnsi="Times New Roman" w:cs="Times New Roman"/>
-        </w:rPr>
-        <w:t xml:space="preserve">  </w:t>
+        <w:t xml:space="preserve">установил: Определением Арбитражного суда Ростовской области от  [7] [2.1]  </w:t>
       </w:r>
       <w:proofErr w:type="gramStart"/>
       <w:r>
@@ -558,19 +532,19 @@
       </w:r>
       <w:r>
         <w:rPr>
-          <w:rFonts w:ascii="Times New Roman" w:eastAsia="Times New Roman" w:hAnsi="Times New Roman"/>
+          <w:rFonts w:ascii="Times New Roman" w:eastAsia="Times New Roman" w:hAnsi="Times New Roman" w:cs="Times New Roman"/>
         </w:rPr>
         <w:t>(сообщение №</w:t>
       </w:r>
       <w:r>
         <w:rPr>
-          <w:rFonts w:ascii="Times New Roman" w:eastAsia="Times New Roman" w:hAnsi="Times New Roman"/>
+          <w:rFonts w:ascii="Times New Roman" w:eastAsia="Times New Roman" w:hAnsi="Times New Roman" w:cs="Times New Roman"/>
         </w:rPr>
         <w:t>[9])</w:t>
       </w:r>
       <w:r>
         <w:rPr>
-          <w:rFonts w:ascii="Times New Roman" w:eastAsia="Times New Roman" w:hAnsi="Times New Roman"/>
+          <w:rFonts w:ascii="Times New Roman" w:eastAsia="Times New Roman" w:hAnsi="Times New Roman" w:cs="Times New Roman"/>
         </w:rPr>
         <w:t>.</w:t>
       </w:r>
@@ -585,6 +559,9 @@
         </w:rPr>
       </w:pPr>
       <w:r>
+        <w:rPr>
+          <w:rFonts w:ascii="Times New Roman" w:hAnsi="Times New Roman" w:cs="Times New Roman"/>
+        </w:rPr>
         <w:t>Заявление «[989]» о включении в реестр требований кредиторов  [2] направлено в Арбитражный суд Ростовской области посредством системы Мой арбитр [777], поступило в суд [23], (согласно штампу канцелярии суда).</w:t>
       </w:r>
     </w:p>
@@ -614,7 +591,24 @@
         </w:rPr>
       </w:pPr>
       <w:r>
-        <w:t>В обоснование заявленных требований кредитор указал, что [989] и  [2.1] (далее – должник) заключили кредитный договор от [100] № [110], кредитный договор от [101] № [111], кредитный договор от [102] № [112], кредитный договор от [103] № [113], кредитный договор от [104] № [114], договор поручительства от [105] № [115] [992].</w:t>
+        <w:rPr>
+          <w:rFonts w:ascii="Times New Roman" w:hAnsi="Times New Roman" w:cs="Times New Roman"/>
+        </w:rPr>
+        <w:t xml:space="preserve">В обоснование заявленных требований кредитор указал, что [989] и  [2.1] (далее – должник) заключили кредитный договор от [100] № [110], кредитный договор от [101] № [111], кредитный договор от [102] № [112], кредитный договор от [103] № [113], кредитный договор от [104] № [114], договор поручительства </w:t>
+      </w:r>
+      <w:proofErr w:type="gramStart"/>
+      <w:r>
+        <w:rPr>
+          <w:rFonts w:ascii="Times New Roman" w:hAnsi="Times New Roman" w:cs="Times New Roman"/>
+        </w:rPr>
+        <w:t>от</w:t>
+      </w:r>
+      <w:proofErr w:type="gramEnd"/>
+      <w:r>
+        <w:rPr>
+          <w:rFonts w:ascii="Times New Roman" w:hAnsi="Times New Roman" w:cs="Times New Roman"/>
+        </w:rPr>
+        <w:t xml:space="preserve"> [105] № [115] [992].</w:t>
       </w:r>
     </w:p>
     <w:p>
@@ -630,31 +624,19 @@
         <w:rPr>
           <w:rFonts w:ascii="Times New Roman" w:eastAsia="Times New Roman" w:hAnsi="Times New Roman" w:cs="Times New Roman"/>
         </w:rPr>
-        <w:t xml:space="preserve">В обеспечение обязательств по кредитному договору с </w:t>
+        <w:t>В обеспечение обязательств по кредитному договору с [2</w:t>
       </w:r>
       <w:r>
         <w:rPr>
-          <w:rFonts w:ascii="Times New Roman" w:eastAsia="Times New Roman" w:hAnsi="Times New Roman"/>
-        </w:rPr>
-        <w:t>[2</w:t>
-      </w:r>
-      <w:r>
-        <w:rPr>
-          <w:rFonts w:ascii="Times New Roman" w:eastAsia="Times New Roman" w:hAnsi="Times New Roman"/>
+          <w:rFonts w:ascii="Times New Roman" w:eastAsia="Times New Roman" w:hAnsi="Times New Roman" w:cs="Times New Roman"/>
         </w:rPr>
         <w:t>.1</w:t>
       </w:r>
       <w:r>
         <w:rPr>
-          <w:rFonts w:ascii="Times New Roman" w:eastAsia="Times New Roman" w:hAnsi="Times New Roman"/>
-        </w:rPr>
-        <w:t xml:space="preserve">] </w:t>
-      </w:r>
-      <w:r>
-        <w:rPr>
           <w:rFonts w:ascii="Times New Roman" w:eastAsia="Times New Roman" w:hAnsi="Times New Roman" w:cs="Times New Roman"/>
         </w:rPr>
-        <w:t xml:space="preserve">заключен договор залога № </w:t>
+        <w:t xml:space="preserve">] заключен договор залога № </w:t>
       </w:r>
       <w:r>
         <w:rPr>
@@ -683,6 +665,7 @@
       <w:r>
         <w:rPr>
           <w:rStyle w:val="afb"/>
+          <w:rFonts w:ascii="Times New Roman" w:hAnsi="Times New Roman" w:cs="Times New Roman"/>
         </w:rPr>
         <w:t>1221</w:t>
       </w:r>
@@ -947,6 +930,9 @@
         <w:ind w:firstLine="720"/>
         <w:contextualSpacing/>
         <w:jc w:val="both"/>
+        <w:rPr>
+          <w:rFonts w:ascii="Times New Roman" w:hAnsi="Times New Roman" w:cs="Times New Roman"/>
+        </w:rPr>
       </w:pPr>
       <w:r>
         <w:rPr>
@@ -1342,9 +1328,14 @@
           <w:rFonts w:ascii="Times New Roman" w:hAnsi="Times New Roman" w:cs="Times New Roman"/>
         </w:rPr>
       </w:pPr>
+      <w:proofErr w:type="gramStart"/>
       <w:r>
+        <w:rPr>
+          <w:rFonts w:ascii="Times New Roman" w:hAnsi="Times New Roman" w:cs="Times New Roman"/>
+        </w:rPr>
         <w:t>Включить требование «[989]» (ИНН [991], ОГРН [990], адрес регистрации: [988])  [12] руб. из которых: [13] руб. – просроченный основной долг, [14] руб. - просроченные проценты, [15] руб. - неустойка, из них: как обеспеченные залогом – [0007] руб.</w:t>
       </w:r>
+      <w:proofErr w:type="gramEnd"/>
     </w:p>
     <w:p>
       <w:pPr>
@@ -1386,8 +1377,14 @@
         <w:ind w:firstLine="720"/>
         <w:contextualSpacing/>
         <w:jc w:val="both"/>
+        <w:rPr>
+          <w:rFonts w:ascii="Times New Roman" w:hAnsi="Times New Roman" w:cs="Times New Roman"/>
+        </w:rPr>
       </w:pPr>
       <w:r>
+        <w:rPr>
+          <w:rFonts w:ascii="Times New Roman" w:hAnsi="Times New Roman" w:cs="Times New Roman"/>
+        </w:rPr>
         <w:t>Судебные расходы по уплате государственной пошлины в размере  [16] рубля, подлежащие взысканию с  [2.1] (дата рождения: [3],  ИНН [4], СНИЛС [5], место регистрации: [6]) в пользу «[989]», учитываются в реестре требований кредиторов применительно к пункту 3 статьи 137 Федерального закона от 26.10.2002 № 127-ФЗ «О несостоятельности (банкротстве)».</w:t>
       </w:r>
     </w:p>

--- a/Templates/Залог/Реструктуризация/Реструктуризация ВКЛ Залог.docx
+++ b/Templates/Залог/Реструктуризация/Реструктуризация ВКЛ Залог.docx
@@ -1333,7 +1333,7 @@
         <w:rPr>
           <w:rFonts w:ascii="Times New Roman" w:hAnsi="Times New Roman" w:cs="Times New Roman"/>
         </w:rPr>
-        <w:t>Включить требование «[989]» (ИНН [991], ОГРН [990], адрес регистрации: [988])  [12] руб. из которых: [13] руб. – просроченный основной долг, [14] руб. - просроченные проценты, [15] руб. - неустойка, из них: как обеспеченные залогом – [0007] руб.</w:t>
+        <w:t>Включить требование «[989]» (ИНН [991], ОГРН [990], адрес регистрации: [988])  в размере [12] руб., из которых: [13] руб. – просроченный основной долг, [14] руб. - просроченные проценты, [15] руб. - неустойка, из них: как обеспеченные залогом – [0007] руб.</w:t>
       </w:r>
       <w:proofErr w:type="gramEnd"/>
     </w:p>
